--- a/Documents/Control/Oradio3 modules.docx
+++ b/Documents/Control/Oradio3 modules.docx
@@ -55,10 +55,73 @@
           <w:r>
             <w:fldChar w:fldCharType="separate"/>
           </w:r>
-          <w:hyperlink w:anchor="_Toc227931747" w:history="1">
+          <w:hyperlink w:anchor="_Toc228435967" w:history="1">
             <w:r>
               <w:rPr>
                 <w:rStyle w:val="Hyperlink"/>
+                <w:lang w:val="nl-NL"/>
+              </w:rPr>
+              <w:t>Wifi flow</w:t>
+            </w:r>
+            <w:r>
+              <w:rPr>
+                <w:webHidden/>
+              </w:rPr>
+              <w:tab/>
+            </w:r>
+            <w:r>
+              <w:rPr>
+                <w:webHidden/>
+              </w:rPr>
+              <w:fldChar w:fldCharType="begin"/>
+            </w:r>
+            <w:r>
+              <w:rPr>
+                <w:webHidden/>
+              </w:rPr>
+              <w:instrText xml:space="preserve"> PAGEREF _Toc228435967 \h </w:instrText>
+            </w:r>
+            <w:r>
+              <w:rPr>
+                <w:webHidden/>
+              </w:rPr>
+            </w:r>
+            <w:r>
+              <w:rPr>
+                <w:webHidden/>
+              </w:rPr>
+              <w:fldChar w:fldCharType="separate"/>
+            </w:r>
+            <w:r>
+              <w:rPr>
+                <w:webHidden/>
+              </w:rPr>
+              <w:t>1</w:t>
+            </w:r>
+            <w:r>
+              <w:rPr>
+                <w:webHidden/>
+              </w:rPr>
+              <w:fldChar w:fldCharType="end"/>
+            </w:r>
+          </w:hyperlink>
+        </w:p>
+        <w:p>
+          <w:pPr>
+            <w:pStyle w:val="Inhopg1"/>
+            <w:rPr>
+              <w:rFonts w:eastAsiaTheme="minorEastAsia"/>
+              <w:b w:val="0"/>
+              <w:bCs w:val="0"/>
+              <w:sz w:val="24"/>
+              <w:szCs w:val="24"/>
+              <w:lang w:val="nl-NL" w:eastAsia="nl-NL"/>
+            </w:rPr>
+          </w:pPr>
+          <w:hyperlink w:anchor="_Toc228435968" w:history="1">
+            <w:r>
+              <w:rPr>
+                <w:rStyle w:val="Hyperlink"/>
               </w:rPr>
               <w:t>MPD flow</w:t>
             </w:r>
@@ -78,7 +141,7 @@
               <w:rPr>
                 <w:webHidden/>
               </w:rPr>
-              <w:instrText xml:space="preserve"> PAGEREF _Toc227931747 \h </w:instrText>
+              <w:instrText xml:space="preserve"> PAGEREF _Toc228435968 \h </w:instrText>
             </w:r>
             <w:r>
               <w:rPr>
@@ -95,7 +158,7 @@
               <w:rPr>
                 <w:webHidden/>
               </w:rPr>
-              <w:t>1</w:t>
+              <w:t>2</w:t>
             </w:r>
             <w:r>
               <w:rPr>
@@ -119,7 +182,7 @@
               <w:lang w:val="nl-NL" w:eastAsia="nl-NL"/>
             </w:rPr>
           </w:pPr>
-          <w:hyperlink w:anchor="_Toc227931748" w:history="1">
+          <w:hyperlink w:anchor="_Toc228435969" w:history="1">
             <w:r>
               <w:rPr>
                 <w:rStyle w:val="Hyperlink"/>
@@ -146,7 +209,7 @@
                 <w:noProof/>
                 <w:webHidden/>
               </w:rPr>
-              <w:instrText xml:space="preserve"> PAGEREF _Toc227931748 \h </w:instrText>
+              <w:instrText xml:space="preserve"> PAGEREF _Toc228435969 \h </w:instrText>
             </w:r>
             <w:r>
               <w:rPr>
@@ -166,7 +229,7 @@
                 <w:noProof/>
                 <w:webHidden/>
               </w:rPr>
-              <w:t>1</w:t>
+              <w:t>2</w:t>
             </w:r>
             <w:r>
               <w:rPr>
@@ -191,7 +254,7 @@
               <w:lang w:val="nl-NL" w:eastAsia="nl-NL"/>
             </w:rPr>
           </w:pPr>
-          <w:hyperlink w:anchor="_Toc227931749" w:history="1">
+          <w:hyperlink w:anchor="_Toc228435970" w:history="1">
             <w:r>
               <w:rPr>
                 <w:rStyle w:val="Hyperlink"/>
@@ -218,7 +281,7 @@
                 <w:noProof/>
                 <w:webHidden/>
               </w:rPr>
-              <w:instrText xml:space="preserve"> PAGEREF _Toc227931749 \h </w:instrText>
+              <w:instrText xml:space="preserve"> PAGEREF _Toc228435970 \h </w:instrText>
             </w:r>
             <w:r>
               <w:rPr>
@@ -238,7 +301,7 @@
                 <w:noProof/>
                 <w:webHidden/>
               </w:rPr>
-              <w:t>1</w:t>
+              <w:t>2</w:t>
             </w:r>
             <w:r>
               <w:rPr>
@@ -263,7 +326,7 @@
               <w:lang w:val="nl-NL" w:eastAsia="nl-NL"/>
             </w:rPr>
           </w:pPr>
-          <w:hyperlink w:anchor="_Toc227931750" w:history="1">
+          <w:hyperlink w:anchor="_Toc228435971" w:history="1">
             <w:r>
               <w:rPr>
                 <w:rStyle w:val="Hyperlink"/>
@@ -290,7 +353,7 @@
                 <w:noProof/>
                 <w:webHidden/>
               </w:rPr>
-              <w:instrText xml:space="preserve"> PAGEREF _Toc227931750 \h </w:instrText>
+              <w:instrText xml:space="preserve"> PAGEREF _Toc228435971 \h </w:instrText>
             </w:r>
             <w:r>
               <w:rPr>
@@ -310,7 +373,7 @@
                 <w:noProof/>
                 <w:webHidden/>
               </w:rPr>
-              <w:t>1</w:t>
+              <w:t>2</w:t>
             </w:r>
             <w:r>
               <w:rPr>
@@ -335,7 +398,7 @@
               <w:lang w:val="nl-NL" w:eastAsia="nl-NL"/>
             </w:rPr>
           </w:pPr>
-          <w:hyperlink w:anchor="_Toc227931751" w:history="1">
+          <w:hyperlink w:anchor="_Toc228435972" w:history="1">
             <w:r>
               <w:rPr>
                 <w:rStyle w:val="Hyperlink"/>
@@ -362,7 +425,7 @@
                 <w:noProof/>
                 <w:webHidden/>
               </w:rPr>
-              <w:instrText xml:space="preserve"> PAGEREF _Toc227931751 \h </w:instrText>
+              <w:instrText xml:space="preserve"> PAGEREF _Toc228435972 \h </w:instrText>
             </w:r>
             <w:r>
               <w:rPr>
@@ -382,7 +445,7 @@
                 <w:noProof/>
                 <w:webHidden/>
               </w:rPr>
-              <w:t>1</w:t>
+              <w:t>2</w:t>
             </w:r>
             <w:r>
               <w:rPr>
@@ -407,7 +470,7 @@
               <w:lang w:val="nl-NL" w:eastAsia="nl-NL"/>
             </w:rPr>
           </w:pPr>
-          <w:hyperlink w:anchor="_Toc227931752" w:history="1">
+          <w:hyperlink w:anchor="_Toc228435973" w:history="1">
             <w:r>
               <w:rPr>
                 <w:rStyle w:val="Hyperlink"/>
@@ -434,7 +497,7 @@
                 <w:noProof/>
                 <w:webHidden/>
               </w:rPr>
-              <w:instrText xml:space="preserve"> PAGEREF _Toc227931752 \h </w:instrText>
+              <w:instrText xml:space="preserve"> PAGEREF _Toc228435973 \h </w:instrText>
             </w:r>
             <w:r>
               <w:rPr>
@@ -454,7 +517,7 @@
                 <w:noProof/>
                 <w:webHidden/>
               </w:rPr>
-              <w:t>1</w:t>
+              <w:t>2</w:t>
             </w:r>
             <w:r>
               <w:rPr>
@@ -479,7 +542,7 @@
               <w:lang w:val="nl-NL" w:eastAsia="nl-NL"/>
             </w:rPr>
           </w:pPr>
-          <w:hyperlink w:anchor="_Toc227931753" w:history="1">
+          <w:hyperlink w:anchor="_Toc228435974" w:history="1">
             <w:r>
               <w:rPr>
                 <w:rStyle w:val="Hyperlink"/>
@@ -506,7 +569,7 @@
                 <w:noProof/>
                 <w:webHidden/>
               </w:rPr>
-              <w:instrText xml:space="preserve"> PAGEREF _Toc227931753 \h </w:instrText>
+              <w:instrText xml:space="preserve"> PAGEREF _Toc228435974 \h </w:instrText>
             </w:r>
             <w:r>
               <w:rPr>
@@ -526,7 +589,7 @@
                 <w:noProof/>
                 <w:webHidden/>
               </w:rPr>
-              <w:t>1</w:t>
+              <w:t>3</w:t>
             </w:r>
             <w:r>
               <w:rPr>
@@ -551,7 +614,7 @@
               <w:lang w:val="nl-NL" w:eastAsia="nl-NL"/>
             </w:rPr>
           </w:pPr>
-          <w:hyperlink w:anchor="_Toc227931754" w:history="1">
+          <w:hyperlink w:anchor="_Toc228435975" w:history="1">
             <w:r>
               <w:rPr>
                 <w:rStyle w:val="Hyperlink"/>
@@ -578,7 +641,7 @@
                 <w:noProof/>
                 <w:webHidden/>
               </w:rPr>
-              <w:instrText xml:space="preserve"> PAGEREF _Toc227931754 \h </w:instrText>
+              <w:instrText xml:space="preserve"> PAGEREF _Toc228435975 \h </w:instrText>
             </w:r>
             <w:r>
               <w:rPr>
@@ -598,7 +661,7 @@
                 <w:noProof/>
                 <w:webHidden/>
               </w:rPr>
-              <w:t>2</w:t>
+              <w:t>3</w:t>
             </w:r>
             <w:r>
               <w:rPr>
@@ -623,7 +686,7 @@
               <w:lang w:val="nl-NL" w:eastAsia="nl-NL"/>
             </w:rPr>
           </w:pPr>
-          <w:hyperlink w:anchor="_Toc227931755" w:history="1">
+          <w:hyperlink w:anchor="_Toc228435976" w:history="1">
             <w:r>
               <w:rPr>
                 <w:rStyle w:val="Hyperlink"/>
@@ -650,7 +713,7 @@
                 <w:noProof/>
                 <w:webHidden/>
               </w:rPr>
-              <w:instrText xml:space="preserve"> PAGEREF _Toc227931755 \h </w:instrText>
+              <w:instrText xml:space="preserve"> PAGEREF _Toc228435976 \h </w:instrText>
             </w:r>
             <w:r>
               <w:rPr>
@@ -670,7 +733,7 @@
                 <w:noProof/>
                 <w:webHidden/>
               </w:rPr>
-              <w:t>2</w:t>
+              <w:t>3</w:t>
             </w:r>
             <w:r>
               <w:rPr>
@@ -695,7 +758,7 @@
               <w:lang w:val="nl-NL" w:eastAsia="nl-NL"/>
             </w:rPr>
           </w:pPr>
-          <w:hyperlink w:anchor="_Toc227931756" w:history="1">
+          <w:hyperlink w:anchor="_Toc228435977" w:history="1">
             <w:r>
               <w:rPr>
                 <w:rStyle w:val="Hyperlink"/>
@@ -722,7 +785,7 @@
                 <w:noProof/>
                 <w:webHidden/>
               </w:rPr>
-              <w:instrText xml:space="preserve"> PAGEREF _Toc227931756 \h </w:instrText>
+              <w:instrText xml:space="preserve"> PAGEREF _Toc228435977 \h </w:instrText>
             </w:r>
             <w:r>
               <w:rPr>
@@ -742,7 +805,7 @@
                 <w:noProof/>
                 <w:webHidden/>
               </w:rPr>
-              <w:t>2</w:t>
+              <w:t>3</w:t>
             </w:r>
             <w:r>
               <w:rPr>
@@ -767,15 +830,1029 @@
     <w:p>
       <w:pPr>
         <w:pStyle w:val="Kop1"/>
-      </w:pPr>
-      <w:bookmarkStart w:id="0" w:name="_Toc227931747"/>
-      <w:r>
+        <w:rPr>
+          <w:lang w:val="nl-NL"/>
+        </w:rPr>
+      </w:pPr>
+      <w:bookmarkStart w:id="0" w:name="_Toc228435967"/>
+      <w:r>
+        <w:rPr>
+          <w:lang w:val="nl-NL"/>
+        </w:rPr>
+        <w:t>Wifi</w:t>
+      </w:r>
+      <w:r>
+        <w:rPr>
+          <w:lang w:val="nl-NL"/>
+        </w:rPr>
+        <w:t xml:space="preserve"> flow</w:t>
+      </w:r>
+      <w:bookmarkEnd w:id="0"/>
+    </w:p>
+    <w:p>
+      <w:pPr>
+        <w:rPr>
+          <w:lang w:val="nl-NL"/>
+        </w:rPr>
+      </w:pPr>
+    </w:p>
+    <w:p>
+      <w:pPr>
+        <w:rPr>
+          <w:lang w:val="nl-NL"/>
+        </w:rPr>
+      </w:pPr>
+      <w:r>
+        <w:rPr>
+          <w:lang w:val="nl-NL"/>
+        </w:rPr>
+        <w:t>Power on:</w:t>
+      </w:r>
+    </w:p>
+    <w:p>
+      <w:pPr>
+        <w:rPr>
+          <w:lang w:val="nl-NL"/>
+        </w:rPr>
+      </w:pPr>
+      <w:r>
+        <w:rPr>
+          <w:lang w:val="nl-NL"/>
+        </w:rPr>
+        <w:t xml:space="preserve">Linux OS </w:t>
+      </w:r>
+      <w:r>
+        <w:rPr>
+          <w:lang w:val="nl-NL"/>
+        </w:rPr>
+        <w:t xml:space="preserve">NetworkManager </w:t>
+      </w:r>
+      <w:r>
+        <w:rPr>
+          <w:lang w:val="nl-NL"/>
+        </w:rPr>
+        <w:t>service (voortaan aangeduid</w:t>
+      </w:r>
+      <w:r>
+        <w:rPr>
+          <w:lang w:val="nl-NL"/>
+        </w:rPr>
+        <w:t xml:space="preserve"> met NM) </w:t>
+      </w:r>
+      <w:r>
+        <w:rPr>
+          <w:lang w:val="nl-NL"/>
+        </w:rPr>
+        <w:t>wordt gestart</w:t>
+      </w:r>
+      <w:r>
+        <w:rPr>
+          <w:lang w:val="nl-NL"/>
+        </w:rPr>
+        <w:t>:</w:t>
+      </w:r>
+    </w:p>
+    <w:p>
+      <w:pPr>
+        <w:rPr>
+          <w:lang w:val="nl-NL"/>
+        </w:rPr>
+      </w:pPr>
+      <w:r>
+        <w:rPr>
+          <w:lang w:val="nl-NL"/>
+        </w:rPr>
+        <w:t>Als er wifi netwerken geregistreerd zijn en ‘in de lucht’ zijn probeert NM te verbinden</w:t>
+      </w:r>
+    </w:p>
+    <w:p>
+      <w:pPr>
+        <w:rPr>
+          <w:lang w:val="nl-NL"/>
+        </w:rPr>
+      </w:pPr>
+      <w:r>
+        <w:rPr>
+          <w:lang w:val="nl-NL"/>
+        </w:rPr>
+        <w:t xml:space="preserve">Als NM </w:t>
+      </w:r>
+      <w:r>
+        <w:rPr>
+          <w:lang w:val="nl-NL"/>
+        </w:rPr>
+        <w:t>opgestart</w:t>
+      </w:r>
+      <w:r>
+        <w:rPr>
+          <w:lang w:val="nl-NL"/>
+        </w:rPr>
+        <w:t xml:space="preserve"> </w:t>
+      </w:r>
+      <w:r>
+        <w:rPr>
+          <w:lang w:val="nl-NL"/>
+        </w:rPr>
+        <w:t>is, dan is er</w:t>
+      </w:r>
+      <w:r>
+        <w:rPr>
+          <w:lang w:val="nl-NL"/>
+        </w:rPr>
+        <w:t>:</w:t>
+      </w:r>
+    </w:p>
+    <w:p>
+      <w:pPr>
+        <w:pStyle w:val="Lijstalinea"/>
+        <w:numPr>
+          <w:ilvl w:val="0"/>
+          <w:numId w:val="14"/>
+        </w:numPr>
+        <w:rPr>
+          <w:lang w:val="nl-NL"/>
+        </w:rPr>
+      </w:pPr>
+      <w:r>
+        <w:rPr>
+          <w:lang w:val="nl-NL"/>
+        </w:rPr>
+        <w:t>O</w:t>
+      </w:r>
+      <w:r>
+        <w:rPr>
+          <w:lang w:val="nl-NL"/>
+        </w:rPr>
+        <w:t xml:space="preserve">f geen </w:t>
+      </w:r>
+      <w:r>
+        <w:rPr>
+          <w:lang w:val="nl-NL"/>
+        </w:rPr>
+        <w:t xml:space="preserve">wifi </w:t>
+      </w:r>
+      <w:r>
+        <w:rPr>
+          <w:lang w:val="nl-NL"/>
+        </w:rPr>
+        <w:t>verbinding,</w:t>
+      </w:r>
+    </w:p>
+    <w:p>
+      <w:pPr>
+        <w:pStyle w:val="Lijstalinea"/>
+        <w:numPr>
+          <w:ilvl w:val="0"/>
+          <w:numId w:val="14"/>
+        </w:numPr>
+        <w:rPr>
+          <w:lang w:val="nl-NL"/>
+        </w:rPr>
+      </w:pPr>
+      <w:r>
+        <w:rPr>
+          <w:lang w:val="nl-NL"/>
+        </w:rPr>
+        <w:t>O</w:t>
+      </w:r>
+      <w:r>
+        <w:rPr>
+          <w:lang w:val="nl-NL"/>
+        </w:rPr>
+        <w:t>f verbinding met een wifi netwerk</w:t>
+      </w:r>
+      <w:r>
+        <w:rPr>
+          <w:lang w:val="nl-NL"/>
+        </w:rPr>
+        <w:t xml:space="preserve"> zonder internet toegang</w:t>
+      </w:r>
+      <w:r>
+        <w:rPr>
+          <w:lang w:val="nl-NL"/>
+        </w:rPr>
+        <w:t>,</w:t>
+      </w:r>
+    </w:p>
+    <w:p>
+      <w:pPr>
+        <w:pStyle w:val="Lijstalinea"/>
+        <w:numPr>
+          <w:ilvl w:val="0"/>
+          <w:numId w:val="14"/>
+        </w:numPr>
+        <w:rPr>
+          <w:lang w:val="nl-NL"/>
+        </w:rPr>
+      </w:pPr>
+      <w:r>
+        <w:rPr>
+          <w:lang w:val="nl-NL"/>
+        </w:rPr>
+        <w:t>O</w:t>
+      </w:r>
+      <w:r>
+        <w:rPr>
+          <w:lang w:val="nl-NL"/>
+        </w:rPr>
+        <w:t>f e</w:t>
+      </w:r>
+      <w:r>
+        <w:rPr>
+          <w:lang w:val="nl-NL"/>
+        </w:rPr>
+        <w:t>en verbinding met een wifi netwerk met internet ver</w:t>
+      </w:r>
+      <w:r>
+        <w:rPr>
+          <w:lang w:val="nl-NL"/>
+        </w:rPr>
+        <w:t>binding.</w:t>
+      </w:r>
+    </w:p>
+    <w:p>
+      <w:pPr>
+        <w:rPr>
+          <w:lang w:val="nl-NL"/>
+        </w:rPr>
+      </w:pPr>
+    </w:p>
+    <w:p>
+      <w:pPr>
+        <w:rPr>
+          <w:lang w:val="nl-NL"/>
+        </w:rPr>
+      </w:pPr>
+      <w:r>
+        <w:rPr>
+          <w:lang w:val="nl-NL"/>
+        </w:rPr>
+        <w:t xml:space="preserve">Als </w:t>
+      </w:r>
+      <w:r>
+        <w:rPr>
+          <w:lang w:val="nl-NL"/>
+        </w:rPr>
+        <w:t xml:space="preserve">Python </w:t>
+      </w:r>
+      <w:r>
+        <w:rPr>
+          <w:lang w:val="nl-NL"/>
+        </w:rPr>
+        <w:t>wifi service geïnstantieerd w</w:t>
+      </w:r>
+      <w:r>
+        <w:rPr>
+          <w:lang w:val="nl-NL"/>
+        </w:rPr>
+        <w:t>ordt</w:t>
+      </w:r>
+      <w:r>
+        <w:rPr>
+          <w:lang w:val="nl-NL"/>
+        </w:rPr>
+        <w:t xml:space="preserve"> met een queue</w:t>
+      </w:r>
+      <w:r>
+        <w:rPr>
+          <w:lang w:val="nl-NL"/>
+        </w:rPr>
+        <w:t>:</w:t>
+      </w:r>
+    </w:p>
+    <w:p>
+      <w:pPr>
+        <w:pStyle w:val="Lijstalinea"/>
+        <w:numPr>
+          <w:ilvl w:val="0"/>
+          <w:numId w:val="12"/>
+        </w:numPr>
+        <w:rPr>
+          <w:lang w:val="nl-NL"/>
+        </w:rPr>
+      </w:pPr>
+      <w:r>
+        <w:rPr>
+          <w:lang w:val="nl-NL"/>
+        </w:rPr>
+        <w:t xml:space="preserve">Wordt een </w:t>
+      </w:r>
+      <w:r>
+        <w:rPr>
+          <w:lang w:val="nl-NL"/>
+        </w:rPr>
+        <w:t>WifiEventL</w:t>
+      </w:r>
+      <w:r>
+        <w:rPr>
+          <w:lang w:val="nl-NL"/>
+        </w:rPr>
+        <w:t xml:space="preserve">istener service gestart die </w:t>
+      </w:r>
+      <w:r>
+        <w:rPr>
+          <w:lang w:val="nl-NL"/>
+        </w:rPr>
+        <w:t xml:space="preserve">NM wifi </w:t>
+      </w:r>
+      <w:r>
+        <w:rPr>
+          <w:lang w:val="nl-NL"/>
+        </w:rPr>
+        <w:t>status</w:t>
+      </w:r>
+      <w:r>
+        <w:rPr>
+          <w:lang w:val="nl-NL"/>
+        </w:rPr>
+        <w:t>wijzigingen</w:t>
+      </w:r>
+      <w:r>
+        <w:rPr>
+          <w:lang w:val="nl-NL"/>
+        </w:rPr>
+        <w:t xml:space="preserve"> </w:t>
+      </w:r>
+      <w:r>
+        <w:rPr>
+          <w:lang w:val="nl-NL"/>
+        </w:rPr>
+        <w:t xml:space="preserve">als message </w:t>
+      </w:r>
+      <w:r>
+        <w:rPr>
+          <w:lang w:val="nl-NL"/>
+        </w:rPr>
+        <w:t>doorgeeft</w:t>
+      </w:r>
+      <w:r>
+        <w:rPr>
+          <w:lang w:val="nl-NL"/>
+        </w:rPr>
+        <w:t xml:space="preserve"> aan alle subscribers</w:t>
+      </w:r>
+    </w:p>
+    <w:p>
+      <w:pPr>
+        <w:pStyle w:val="Lijstalinea"/>
+        <w:numPr>
+          <w:ilvl w:val="0"/>
+          <w:numId w:val="12"/>
+        </w:numPr>
+        <w:rPr>
+          <w:lang w:val="nl-NL"/>
+        </w:rPr>
+      </w:pPr>
+      <w:r>
+        <w:rPr>
+          <w:lang w:val="nl-NL"/>
+        </w:rPr>
+        <w:t xml:space="preserve">Registreert </w:t>
+      </w:r>
+      <w:r>
+        <w:rPr>
+          <w:lang w:val="nl-NL"/>
+        </w:rPr>
+        <w:t xml:space="preserve">de queue bij </w:t>
+      </w:r>
+      <w:r>
+        <w:rPr>
+          <w:lang w:val="nl-NL"/>
+        </w:rPr>
+        <w:t xml:space="preserve"> bij de WifEventListener</w:t>
+      </w:r>
+      <w:r>
+        <w:rPr>
+          <w:lang w:val="nl-NL"/>
+        </w:rPr>
+        <w:t>, zodat wijzigingen als bericht doorgestuurd worden</w:t>
+      </w:r>
+    </w:p>
+    <w:p>
+      <w:pPr>
+        <w:pStyle w:val="Lijstalinea"/>
+        <w:numPr>
+          <w:ilvl w:val="0"/>
+          <w:numId w:val="12"/>
+        </w:numPr>
+        <w:rPr>
+          <w:lang w:val="nl-NL"/>
+        </w:rPr>
+      </w:pPr>
+      <w:r>
+        <w:rPr>
+          <w:lang w:val="nl-NL"/>
+        </w:rPr>
+        <w:t xml:space="preserve">Stuurt aan </w:t>
+      </w:r>
+      <w:r>
+        <w:rPr>
+          <w:lang w:val="nl-NL"/>
+        </w:rPr>
+        <w:t xml:space="preserve">control een message </w:t>
+      </w:r>
+      <w:r>
+        <w:rPr>
+          <w:lang w:val="nl-NL"/>
+        </w:rPr>
+        <w:t>met de huidige wifi status</w:t>
+      </w:r>
+      <w:r>
+        <w:rPr>
+          <w:lang w:val="nl-NL"/>
+        </w:rPr>
+        <w:t xml:space="preserve"> (idle of connected).</w:t>
+      </w:r>
+    </w:p>
+    <w:p>
+      <w:pPr>
+        <w:rPr>
+          <w:lang w:val="nl-NL"/>
+        </w:rPr>
+      </w:pPr>
+    </w:p>
+    <w:p>
+      <w:pPr>
+        <w:rPr>
+          <w:lang w:val="nl-NL"/>
+        </w:rPr>
+      </w:pPr>
+      <w:r>
+        <w:rPr>
+          <w:lang w:val="nl-NL"/>
+        </w:rPr>
+        <w:t>De beschikbare functies worden uitsluitend door de web service / web interface gebruikt:</w:t>
+      </w:r>
+    </w:p>
+    <w:p>
+      <w:pPr>
+        <w:pStyle w:val="Lijstalinea"/>
+        <w:numPr>
+          <w:ilvl w:val="0"/>
+          <w:numId w:val="12"/>
+        </w:numPr>
+      </w:pPr>
+      <w:r>
+        <w:t>Get_state() geeft de huidige wifi status: idle, access_point, of connected</w:t>
+      </w:r>
+    </w:p>
+    <w:p>
+      <w:pPr>
+        <w:pStyle w:val="Lijstalinea"/>
+        <w:numPr>
+          <w:ilvl w:val="0"/>
+          <w:numId w:val="12"/>
+        </w:numPr>
+        <w:rPr>
+          <w:lang w:val="nl-NL"/>
+        </w:rPr>
+      </w:pPr>
+      <w:r>
+        <w:rPr>
+          <w:lang w:val="nl-NL"/>
+        </w:rPr>
+        <w:t>wifi_connect() probeert te verbinden met het opgegeven netwerk. Als dat lukt wordt netwerk in NM bewaard</w:t>
+      </w:r>
+      <w:r>
+        <w:rPr>
+          <w:lang w:val="nl-NL"/>
+        </w:rPr>
+        <w:t>, zo niet wordt het netwerk, als het in NM bestaat, uit NM verwijderd</w:t>
+      </w:r>
+    </w:p>
+    <w:p>
+      <w:pPr>
+        <w:pStyle w:val="Lijstalinea"/>
+        <w:numPr>
+          <w:ilvl w:val="0"/>
+          <w:numId w:val="12"/>
+        </w:numPr>
+        <w:rPr>
+          <w:lang w:val="nl-NL"/>
+        </w:rPr>
+      </w:pPr>
+      <w:r>
+        <w:rPr>
+          <w:lang w:val="nl-NL"/>
+        </w:rPr>
+        <w:t>wifi_disconnect() verbreekt de wifi verbinding</w:t>
+      </w:r>
+    </w:p>
+    <w:p>
+      <w:pPr>
+        <w:pStyle w:val="Lijstalinea"/>
+        <w:numPr>
+          <w:ilvl w:val="0"/>
+          <w:numId w:val="12"/>
+        </w:numPr>
+        <w:rPr>
+          <w:lang w:val="nl-NL"/>
+        </w:rPr>
+      </w:pPr>
+      <w:r>
+        <w:rPr>
+          <w:lang w:val="nl-NL"/>
+        </w:rPr>
+        <w:t>get_wifi_networks() geeft een</w:t>
+      </w:r>
+      <w:r>
+        <w:rPr>
+          <w:lang w:val="nl-NL"/>
+        </w:rPr>
+        <w:t xml:space="preserve"> lijst van wifi netwerken die ‘in de lucht’ zijn</w:t>
+      </w:r>
+    </w:p>
+    <w:p>
+      <w:pPr>
+        <w:pStyle w:val="Lijstalinea"/>
+        <w:numPr>
+          <w:ilvl w:val="0"/>
+          <w:numId w:val="12"/>
+        </w:numPr>
+        <w:rPr>
+          <w:lang w:val="nl-NL"/>
+        </w:rPr>
+      </w:pPr>
+      <w:r>
+        <w:rPr>
+          <w:lang w:val="nl-NL"/>
+        </w:rPr>
+        <w:t xml:space="preserve">get_wifi_connection() geeft SSID van </w:t>
+      </w:r>
+      <w:r>
+        <w:rPr>
+          <w:lang w:val="nl-NL"/>
+        </w:rPr>
+        <w:t>verbonden netwerk, none als niet verbonden</w:t>
+      </w:r>
+    </w:p>
+    <w:p>
+      <w:pPr>
+        <w:rPr>
+          <w:lang w:val="nl-NL"/>
+        </w:rPr>
+      </w:pPr>
+    </w:p>
+    <w:p>
+      <w:pPr>
+        <w:rPr>
+          <w:lang w:val="nl-NL"/>
+        </w:rPr>
+      </w:pPr>
+      <w:r>
+        <w:rPr>
+          <w:lang w:val="nl-NL"/>
+        </w:rPr>
+        <w:t>Wifi service kent de volgend foutcondities</w:t>
+      </w:r>
+      <w:r>
+        <w:rPr>
+          <w:lang w:val="nl-NL"/>
+        </w:rPr>
+        <w:t xml:space="preserve"> die nu NIET afgehandeld worden</w:t>
+      </w:r>
+    </w:p>
+    <w:p>
+      <w:pPr>
+        <w:pStyle w:val="Lijstalinea"/>
+        <w:numPr>
+          <w:ilvl w:val="0"/>
+          <w:numId w:val="12"/>
+        </w:numPr>
+        <w:rPr>
+          <w:lang w:val="nl-NL"/>
+        </w:rPr>
+      </w:pPr>
+      <w:r>
+        <w:rPr>
+          <w:lang w:val="nl-NL"/>
+        </w:rPr>
+        <w:t>Bij initialisatie van WifiEventListener</w:t>
+      </w:r>
+      <w:r>
+        <w:rPr>
+          <w:lang w:val="nl-NL"/>
+        </w:rPr>
+        <w:t xml:space="preserve">  </w:t>
+      </w:r>
+      <w:r>
+        <w:rPr>
+          <w:lang w:val="nl-NL"/>
+        </w:rPr>
+        <w:sym w:font="Wingdings" w:char="F0E0"/>
+      </w:r>
+      <w:r>
+        <w:rPr>
+          <w:lang w:val="nl-NL"/>
+        </w:rPr>
+        <w:t xml:space="preserve"> er komen geen NM statuswijzigingen door</w:t>
+      </w:r>
+    </w:p>
+    <w:p>
+      <w:pPr>
+        <w:pStyle w:val="Lijstalinea"/>
+        <w:numPr>
+          <w:ilvl w:val="1"/>
+          <w:numId w:val="12"/>
+        </w:numPr>
+        <w:rPr>
+          <w:lang w:val="nl-NL"/>
+        </w:rPr>
+      </w:pPr>
+      <w:r>
+        <w:rPr>
+          <w:lang w:val="nl-NL"/>
+        </w:rPr>
+        <w:t>Verbinden met D-Bus lukt niet</w:t>
+      </w:r>
+    </w:p>
+    <w:p>
+      <w:pPr>
+        <w:pStyle w:val="Lijstalinea"/>
+        <w:numPr>
+          <w:ilvl w:val="1"/>
+          <w:numId w:val="12"/>
+        </w:numPr>
+        <w:rPr>
+          <w:lang w:val="nl-NL"/>
+        </w:rPr>
+      </w:pPr>
+      <w:r>
+        <w:rPr>
+          <w:lang w:val="nl-NL"/>
+        </w:rPr>
+        <w:t>Verbinden met NM op D-Bus lukt niet</w:t>
+      </w:r>
+    </w:p>
+    <w:p>
+      <w:pPr>
+        <w:pStyle w:val="Lijstalinea"/>
+        <w:numPr>
+          <w:ilvl w:val="1"/>
+          <w:numId w:val="12"/>
+        </w:numPr>
+        <w:rPr>
+          <w:lang w:val="nl-NL"/>
+        </w:rPr>
+      </w:pPr>
+      <w:r>
+        <w:rPr>
+          <w:lang w:val="nl-NL"/>
+        </w:rPr>
+        <w:t>Geen wifi device op D-Bus gevonden</w:t>
+      </w:r>
+    </w:p>
+    <w:p>
+      <w:pPr>
+        <w:pStyle w:val="Lijstalinea"/>
+        <w:numPr>
+          <w:ilvl w:val="0"/>
+          <w:numId w:val="12"/>
+        </w:numPr>
+        <w:rPr>
+          <w:lang w:val="nl-NL"/>
+        </w:rPr>
+      </w:pPr>
+      <w:r>
+        <w:rPr>
+          <w:lang w:val="nl-NL"/>
+        </w:rPr>
+        <w:t>Bij elke nmcli() call</w:t>
+      </w:r>
+    </w:p>
+    <w:p>
+      <w:pPr>
+        <w:pStyle w:val="Lijstalinea"/>
+        <w:numPr>
+          <w:ilvl w:val="1"/>
+          <w:numId w:val="12"/>
+        </w:numPr>
+        <w:rPr>
+          <w:lang w:val="nl-NL"/>
+        </w:rPr>
+      </w:pPr>
+      <w:r>
+        <w:rPr>
+          <w:lang w:val="nl-NL"/>
+        </w:rPr>
+        <w:t>Bij verbinden met wifi</w:t>
+      </w:r>
+    </w:p>
+    <w:p>
+      <w:pPr>
+        <w:pStyle w:val="Lijstalinea"/>
+        <w:numPr>
+          <w:ilvl w:val="2"/>
+          <w:numId w:val="12"/>
+        </w:numPr>
+        <w:rPr>
+          <w:lang w:val="nl-NL"/>
+        </w:rPr>
+      </w:pPr>
+      <w:r>
+        <w:rPr>
+          <w:lang w:val="nl-NL"/>
+        </w:rPr>
+        <w:t xml:space="preserve">Bij opslaan van wifi netwerk in NM </w:t>
+      </w:r>
+      <w:r>
+        <w:rPr>
+          <w:lang w:val="nl-NL"/>
+        </w:rPr>
+        <w:sym w:font="Wingdings" w:char="F0E0"/>
+      </w:r>
+      <w:r>
+        <w:rPr>
+          <w:lang w:val="nl-NL"/>
+        </w:rPr>
+        <w:t xml:space="preserve"> bij power</w:t>
+      </w:r>
+      <w:r>
+        <w:rPr>
+          <w:lang w:val="nl-NL"/>
+        </w:rPr>
+        <w:t>-</w:t>
+      </w:r>
+      <w:r>
+        <w:rPr>
+          <w:lang w:val="nl-NL"/>
+        </w:rPr>
+        <w:t xml:space="preserve">on of na AP </w:t>
+      </w:r>
+      <w:r>
+        <w:rPr>
+          <w:lang w:val="nl-NL"/>
+        </w:rPr>
+        <w:t>zal NM de verbinding niet a</w:t>
+      </w:r>
+      <w:r>
+        <w:rPr>
+          <w:lang w:val="nl-NL"/>
+        </w:rPr>
+        <w:t>utomatisch herstel</w:t>
+      </w:r>
+      <w:r>
+        <w:rPr>
+          <w:lang w:val="nl-NL"/>
+        </w:rPr>
+        <w:t>len, want netwerk is niet bekend</w:t>
+      </w:r>
+    </w:p>
+    <w:p>
+      <w:pPr>
+        <w:pStyle w:val="Lijstalinea"/>
+        <w:numPr>
+          <w:ilvl w:val="2"/>
+          <w:numId w:val="12"/>
+        </w:numPr>
+        <w:rPr>
+          <w:lang w:val="nl-NL"/>
+        </w:rPr>
+      </w:pPr>
+      <w:r>
+        <w:rPr>
+          <w:lang w:val="nl-NL"/>
+        </w:rPr>
+        <w:t xml:space="preserve">Bij verwijderen van wifi netwerk uit NM </w:t>
+      </w:r>
+      <w:r>
+        <w:rPr>
+          <w:lang w:val="nl-NL"/>
+        </w:rPr>
+        <w:sym w:font="Wingdings" w:char="F0E0"/>
+      </w:r>
+      <w:r>
+        <w:rPr>
+          <w:lang w:val="nl-NL"/>
+        </w:rPr>
+        <w:t xml:space="preserve"> bij power-on of na AP probeert NM de verbinding met dit netwerk te herstellen</w:t>
+      </w:r>
+    </w:p>
+    <w:p>
+      <w:pPr>
+        <w:pStyle w:val="Lijstalinea"/>
+        <w:numPr>
+          <w:ilvl w:val="1"/>
+          <w:numId w:val="12"/>
+        </w:numPr>
+        <w:rPr>
+          <w:lang w:val="nl-NL"/>
+        </w:rPr>
+      </w:pPr>
+      <w:r>
+        <w:rPr>
+          <w:lang w:val="nl-NL"/>
+        </w:rPr>
+        <w:t xml:space="preserve">Bij verbreken van wifi verbinding </w:t>
+      </w:r>
+      <w:r>
+        <w:rPr>
+          <w:lang w:val="nl-NL"/>
+        </w:rPr>
+        <w:sym w:font="Wingdings" w:char="F0E0"/>
+      </w:r>
+      <w:r>
+        <w:rPr>
+          <w:lang w:val="nl-NL"/>
+        </w:rPr>
+        <w:t xml:space="preserve"> Oradio is nog met wifi netwerk verbonden</w:t>
+      </w:r>
+    </w:p>
+    <w:p>
+      <w:pPr>
+        <w:pStyle w:val="Lijstalinea"/>
+        <w:numPr>
+          <w:ilvl w:val="1"/>
+          <w:numId w:val="12"/>
+        </w:numPr>
+        <w:rPr>
+          <w:lang w:val="nl-NL"/>
+        </w:rPr>
+      </w:pPr>
+      <w:r>
+        <w:rPr>
+          <w:lang w:val="nl-NL"/>
+        </w:rPr>
+        <w:t xml:space="preserve">… </w:t>
+      </w:r>
+      <w:r>
+        <w:rPr>
+          <w:lang w:val="nl-NL"/>
+        </w:rPr>
+        <w:sym w:font="Wingdings" w:char="F0E0"/>
+      </w:r>
+      <w:r>
+        <w:rPr>
+          <w:lang w:val="nl-NL"/>
+        </w:rPr>
+        <w:t xml:space="preserve"> gevolg is voor elke call anders</w:t>
+      </w:r>
+    </w:p>
+    <w:p>
+      <w:pPr>
+        <w:rPr>
+          <w:lang w:val="nl-NL"/>
+        </w:rPr>
+      </w:pPr>
+    </w:p>
+    <w:p>
+      <w:pPr>
+        <w:rPr>
+          <w:lang w:val="nl-NL"/>
+        </w:rPr>
+      </w:pPr>
+      <w:r>
+        <w:rPr>
+          <w:lang w:val="nl-NL"/>
+        </w:rPr>
+        <w:t>Vraag is: Wat is de status als er een fout is? Welke fouten zijn te herstellen? En hoe doe je dat dan? En wat doe je als het niet herstelbaar is?</w:t>
+      </w:r>
+    </w:p>
+    <w:p>
+      <w:pPr>
+        <w:rPr>
+          <w:lang w:val="nl-NL"/>
+        </w:rPr>
+      </w:pPr>
+    </w:p>
+    <w:p>
+      <w:pPr>
+        <w:rPr>
+          <w:lang w:val="nl-NL"/>
+        </w:rPr>
+      </w:pPr>
+      <w:r>
+        <w:rPr>
+          <w:lang w:val="nl-NL"/>
+        </w:rPr>
+        <w:t>Let op: opzetten en a</w:t>
+      </w:r>
+      <w:r>
+        <w:rPr>
+          <w:lang w:val="nl-NL"/>
+        </w:rPr>
+        <w:t xml:space="preserve">fbreken van OradioAP access point wordt door web service gedaan met de wifi  </w:t>
+      </w:r>
+      <w:r>
+        <w:rPr>
+          <w:lang w:val="nl-NL"/>
+        </w:rPr>
+        <w:t>connect / disconnect functies</w:t>
+      </w:r>
+      <w:r>
+        <w:rPr>
+          <w:lang w:val="nl-NL"/>
+        </w:rPr>
+        <w:t>.</w:t>
+      </w:r>
+    </w:p>
+    <w:p>
+      <w:pPr>
+        <w:pStyle w:val="Kop1"/>
+      </w:pPr>
+      <w:r>
+        <w:t xml:space="preserve">USB </w:t>
+      </w:r>
+      <w:r>
+        <w:t xml:space="preserve">service </w:t>
+      </w:r>
+      <w:r>
+        <w:t>flow</w:t>
+      </w:r>
+    </w:p>
+    <w:p>
+      <w:r>
+        <w:t>…</w:t>
+      </w:r>
+    </w:p>
+    <w:p>
+      <w:pPr>
+        <w:pStyle w:val="Kop1"/>
+      </w:pPr>
+      <w:r>
+        <w:t>Web service flow</w:t>
+      </w:r>
+    </w:p>
+    <w:p>
+      <w:pPr>
+        <w:rPr>
+          <w:lang w:val="nl-NL"/>
+        </w:rPr>
+      </w:pPr>
+      <w:r>
+        <w:rPr>
+          <w:lang w:val="nl-NL"/>
+        </w:rPr>
+        <w:t>…</w:t>
+      </w:r>
+    </w:p>
+    <w:p>
+      <w:pPr>
+        <w:pStyle w:val="Kop1"/>
+        <w:rPr>
+          <w:lang w:val="nl-NL"/>
+        </w:rPr>
+      </w:pPr>
+      <w:r>
+        <w:rPr>
+          <w:lang w:val="nl-NL"/>
+        </w:rPr>
+        <w:t>…</w:t>
+      </w:r>
+      <w:r>
+        <w:rPr>
+          <w:lang w:val="nl-NL"/>
+        </w:rPr>
+        <w:t xml:space="preserve"> </w:t>
+      </w:r>
+      <w:r>
+        <w:rPr>
+          <w:lang w:val="nl-NL"/>
+        </w:rPr>
+        <w:t>flow</w:t>
+      </w:r>
+    </w:p>
+    <w:p>
+      <w:pPr>
+        <w:rPr>
+          <w:lang w:val="nl-NL"/>
+        </w:rPr>
+      </w:pPr>
+      <w:r>
+        <w:rPr>
+          <w:lang w:val="nl-NL"/>
+        </w:rPr>
+        <w:t>…</w:t>
+      </w:r>
+    </w:p>
+    <w:p>
+      <w:pPr>
+        <w:rPr>
+          <w:lang w:val="nl-NL"/>
+        </w:rPr>
+      </w:pPr>
+    </w:p>
+    <w:p>
+      <w:pPr>
+        <w:pStyle w:val="Kop1"/>
+        <w:rPr>
+          <w:lang w:val="nl-NL"/>
+        </w:rPr>
+      </w:pPr>
+      <w:bookmarkStart w:id="1" w:name="_Toc228435968"/>
+      <w:r>
+        <w:rPr>
+          <w:lang w:val="nl-NL"/>
+        </w:rPr>
         <w:t>MPD</w:t>
       </w:r>
       <w:r>
+        <w:rPr>
+          <w:lang w:val="nl-NL"/>
+        </w:rPr>
         <w:t xml:space="preserve"> flow</w:t>
       </w:r>
-      <w:bookmarkEnd w:id="0"/>
+      <w:bookmarkEnd w:id="1"/>
     </w:p>
     <w:p>
       <w:pPr>
@@ -880,14 +1957,15 @@
           <w:szCs w:val="36"/>
         </w:rPr>
       </w:pPr>
-      <w:bookmarkStart w:id="1" w:name="_Toc227931748"/>
+      <w:bookmarkStart w:id="2" w:name="_Toc228435969"/>
       <w:r>
         <w:rPr>
           <w:szCs w:val="36"/>
         </w:rPr>
+        <w:lastRenderedPageBreak/>
         <w:t>Initialization</w:t>
       </w:r>
-      <w:bookmarkEnd w:id="1"/>
+      <w:bookmarkEnd w:id="2"/>
     </w:p>
     <w:p>
       <w:pPr>
@@ -911,7 +1989,7 @@
         </w:numPr>
         <w:ind w:left="426" w:hanging="294"/>
       </w:pPr>
-      <w:commentRangeStart w:id="2"/>
+      <w:commentRangeStart w:id="3"/>
       <w:r>
         <w:t>Clear historical playback info</w:t>
       </w:r>
@@ -925,30 +2003,30 @@
         </w:numPr>
         <w:ind w:left="426" w:hanging="294"/>
       </w:pPr>
-      <w:commentRangeStart w:id="3"/>
+      <w:commentRangeStart w:id="4"/>
       <w:r>
         <w:t>Update database</w:t>
       </w:r>
-      <w:commentRangeEnd w:id="3"/>
+      <w:commentRangeEnd w:id="4"/>
       <w:r>
         <w:rPr>
           <w:rStyle w:val="Verwijzingopmerking"/>
           <w:sz w:val="22"/>
           <w:szCs w:val="22"/>
         </w:rPr>
-        <w:commentReference w:id="3"/>
+        <w:commentReference w:id="4"/>
       </w:r>
       <w:r>
         <w:t xml:space="preserve"> (preset1 playlist first then rest, in background)</w:t>
       </w:r>
-      <w:commentRangeEnd w:id="2"/>
+      <w:commentRangeEnd w:id="3"/>
       <w:r>
         <w:rPr>
           <w:rStyle w:val="Verwijzingopmerking"/>
           <w:sz w:val="22"/>
           <w:szCs w:val="22"/>
         </w:rPr>
-        <w:commentReference w:id="2"/>
+        <w:commentReference w:id="3"/>
       </w:r>
     </w:p>
     <w:p>
@@ -961,10 +2039,7 @@
         <w:ind w:left="426" w:hanging="294"/>
       </w:pPr>
       <w:r>
-        <w:t>Send message</w:t>
-      </w:r>
-      <w:r>
-        <w:t>: MPD ready</w:t>
+        <w:t>Send message: MPD ready</w:t>
       </w:r>
     </w:p>
     <w:p>
@@ -974,7 +2049,7 @@
           <w:szCs w:val="36"/>
         </w:rPr>
       </w:pPr>
-      <w:bookmarkStart w:id="4" w:name="_Toc227931749"/>
+      <w:bookmarkStart w:id="5" w:name="_Toc228435970"/>
       <w:r>
         <w:rPr>
           <w:szCs w:val="36"/>
@@ -987,7 +2062,7 @@
         </w:rPr>
         <w:t xml:space="preserve"> playlist</w:t>
       </w:r>
-      <w:bookmarkEnd w:id="4"/>
+      <w:bookmarkEnd w:id="5"/>
     </w:p>
     <w:p>
       <w:pPr>
@@ -1009,20 +2084,14 @@
           <w:szCs w:val="36"/>
         </w:rPr>
       </w:pPr>
-      <w:bookmarkStart w:id="5" w:name="_Toc227931750"/>
+      <w:bookmarkStart w:id="6" w:name="_Toc228435971"/>
       <w:r>
         <w:rPr>
           <w:szCs w:val="36"/>
         </w:rPr>
-        <w:t xml:space="preserve">Play </w:t>
-      </w:r>
-      <w:r>
-        <w:rPr>
-          <w:szCs w:val="36"/>
-        </w:rPr>
-        <w:t>song</w:t>
-      </w:r>
-      <w:bookmarkEnd w:id="5"/>
+        <w:t>Play song</w:t>
+      </w:r>
+      <w:bookmarkEnd w:id="6"/>
     </w:p>
     <w:p>
       <w:pPr>
@@ -1034,10 +2103,7 @@
         <w:ind w:left="426" w:hanging="294"/>
       </w:pPr>
       <w:r>
-        <w:t xml:space="preserve">Start playing </w:t>
-      </w:r>
-      <w:r>
-        <w:t>song</w:t>
+        <w:t>Start playing song</w:t>
       </w:r>
     </w:p>
     <w:p>
@@ -1047,14 +2113,14 @@
           <w:szCs w:val="36"/>
         </w:rPr>
       </w:pPr>
-      <w:bookmarkStart w:id="6" w:name="_Toc227931751"/>
+      <w:bookmarkStart w:id="7" w:name="_Toc228435972"/>
       <w:r>
         <w:rPr>
           <w:szCs w:val="36"/>
         </w:rPr>
         <w:t>Next</w:t>
       </w:r>
-      <w:bookmarkEnd w:id="6"/>
+      <w:bookmarkEnd w:id="7"/>
     </w:p>
     <w:p>
       <w:pPr>
@@ -1066,16 +2132,7 @@
         <w:ind w:left="426" w:hanging="294"/>
       </w:pPr>
       <w:r>
-        <w:t>P</w:t>
-      </w:r>
-      <w:r>
-        <w:t xml:space="preserve">ause </w:t>
-      </w:r>
-      <w:r>
-        <w:t xml:space="preserve">playing </w:t>
-      </w:r>
-      <w:r>
-        <w:t>playlist</w:t>
+        <w:t>Pause playing playlist</w:t>
       </w:r>
     </w:p>
     <w:p>
@@ -1085,14 +2142,14 @@
           <w:szCs w:val="36"/>
         </w:rPr>
       </w:pPr>
-      <w:bookmarkStart w:id="7" w:name="_Toc227931752"/>
+      <w:bookmarkStart w:id="8" w:name="_Toc228435973"/>
       <w:r>
         <w:rPr>
           <w:szCs w:val="36"/>
         </w:rPr>
         <w:t>Next</w:t>
       </w:r>
-      <w:bookmarkEnd w:id="7"/>
+      <w:bookmarkEnd w:id="8"/>
     </w:p>
     <w:p>
       <w:pPr>
@@ -1104,10 +2161,7 @@
         <w:ind w:left="426" w:hanging="294"/>
       </w:pPr>
       <w:r>
-        <w:t xml:space="preserve">Play next song in </w:t>
-      </w:r>
-      <w:r>
-        <w:t>playlist</w:t>
+        <w:t>Play next song in playlist</w:t>
       </w:r>
     </w:p>
     <w:p>
@@ -1117,14 +2171,14 @@
           <w:szCs w:val="36"/>
         </w:rPr>
       </w:pPr>
-      <w:bookmarkStart w:id="8" w:name="_Toc227931753"/>
+      <w:bookmarkStart w:id="9" w:name="_Toc228435974"/>
       <w:r>
         <w:rPr>
           <w:szCs w:val="36"/>
         </w:rPr>
         <w:t>Stop</w:t>
       </w:r>
-      <w:bookmarkEnd w:id="8"/>
+      <w:bookmarkEnd w:id="9"/>
     </w:p>
     <w:p>
       <w:pPr>
@@ -1146,15 +2200,14 @@
           <w:szCs w:val="36"/>
         </w:rPr>
       </w:pPr>
-      <w:bookmarkStart w:id="9" w:name="_Toc227931754"/>
+      <w:bookmarkStart w:id="10" w:name="_Toc228435975"/>
       <w:r>
         <w:rPr>
           <w:szCs w:val="36"/>
         </w:rPr>
-        <w:lastRenderedPageBreak/>
         <w:t>Add</w:t>
       </w:r>
-      <w:bookmarkEnd w:id="9"/>
+      <w:bookmarkEnd w:id="10"/>
     </w:p>
     <w:p>
       <w:pPr>
@@ -1176,14 +2229,14 @@
           <w:szCs w:val="36"/>
         </w:rPr>
       </w:pPr>
-      <w:bookmarkStart w:id="10" w:name="_Toc227931755"/>
+      <w:bookmarkStart w:id="11" w:name="_Toc228435976"/>
       <w:r>
         <w:rPr>
           <w:szCs w:val="36"/>
         </w:rPr>
         <w:t>Remove</w:t>
       </w:r>
-      <w:bookmarkEnd w:id="10"/>
+      <w:bookmarkEnd w:id="11"/>
     </w:p>
     <w:p>
       <w:pPr>
@@ -1195,10 +2248,7 @@
         <w:ind w:left="426" w:hanging="294"/>
       </w:pPr>
       <w:r>
-        <w:t xml:space="preserve">Remove </w:t>
-      </w:r>
-      <w:r>
-        <w:t>playlist</w:t>
+        <w:t>Remove playlist</w:t>
       </w:r>
     </w:p>
     <w:p>
@@ -1208,23 +2258,23 @@
           <w:szCs w:val="36"/>
         </w:rPr>
       </w:pPr>
-      <w:bookmarkStart w:id="11" w:name="_Toc227931756"/>
-      <w:commentRangeStart w:id="12"/>
+      <w:bookmarkStart w:id="12" w:name="_Toc228435977"/>
+      <w:commentRangeStart w:id="13"/>
       <w:r>
         <w:rPr>
           <w:szCs w:val="36"/>
         </w:rPr>
         <w:t>On error</w:t>
       </w:r>
-      <w:bookmarkEnd w:id="11"/>
-      <w:commentRangeEnd w:id="12"/>
+      <w:bookmarkEnd w:id="12"/>
+      <w:commentRangeEnd w:id="13"/>
       <w:r>
         <w:rPr>
           <w:rStyle w:val="Verwijzingopmerking"/>
           <w:sz w:val="36"/>
           <w:szCs w:val="36"/>
         </w:rPr>
-        <w:commentReference w:id="12"/>
+        <w:commentReference w:id="13"/>
       </w:r>
     </w:p>
     <w:p>
@@ -1362,7 +2412,7 @@
 
 <file path=word/comments.xml><?xml version="1.0" encoding="utf-8"?>
 <w:comments xmlns:wpc="http://schemas.microsoft.com/office/word/2010/wordprocessingCanvas" xmlns:cx="http://schemas.microsoft.com/office/drawing/2014/chartex" xmlns:cx1="http://schemas.microsoft.com/office/drawing/2015/9/8/chartex" xmlns:cx2="http://schemas.microsoft.com/office/drawing/2015/10/21/chartex" xmlns:cx3="http://schemas.microsoft.com/office/drawing/2016/5/9/chartex" xmlns:cx4="http://schemas.microsoft.com/office/drawing/2016/5/10/chartex" xmlns:cx5="http://schemas.microsoft.com/office/drawing/2016/5/11/chartex" xmlns:cx6="http://schemas.microsoft.com/office/drawing/2016/5/12/chartex" xmlns:cx7="http://schemas.microsoft.com/office/drawing/2016/5/13/chartex" xmlns:cx8="http://schemas.microsoft.com/office/drawing/2016/5/14/chartex" xmlns:mc="http://schemas.openxmlformats.org/markup-compatibility/2006" xmlns:aink="http://schemas.microsoft.com/office/drawing/2016/ink" xmlns:am3d="http://schemas.microsoft.com/office/drawing/2017/model3d" xmlns:o="urn:schemas-microsoft-com:office:office" xmlns:oel="http://schemas.microsoft.com/office/2019/extlst" xmlns:r="http://schemas.openxmlformats.org/officeDocument/2006/relationships" xmlns:m="http://schemas.openxmlformats.org/officeDocument/2006/math" xmlns:v="urn:schemas-microsoft-com:vml" xmlns:wp14="http://schemas.microsoft.com/office/word/2010/wordprocessingDrawing" xmlns:wp="http://schemas.openxmlformats.org/drawingml/2006/wordprocessingDrawing" xmlns:w10="urn:schemas-microsoft-com:office:word" xmlns:w="http://schemas.openxmlformats.org/wordprocessingml/2006/main" xmlns:w14="http://schemas.microsoft.com/office/word/2010/wordml" xmlns:w15="http://schemas.microsoft.com/office/word/2012/wordml" xmlns:w16cex="http://schemas.microsoft.com/office/word/2018/wordml/cex" xmlns:w16cid="http://schemas.microsoft.com/office/word/2016/wordml/cid" xmlns:w16="http://schemas.microsoft.com/office/word/2018/wordml" xmlns:w16du="http://schemas.microsoft.com/office/word/2023/wordml/word16du" xmlns:w16sdtdh="http://schemas.microsoft.com/office/word/2020/wordml/sdtdatahash" xmlns:w16sdtfl="http://schemas.microsoft.com/office/word/2024/wordml/sdtformatlock" xmlns:w16se="http://schemas.microsoft.com/office/word/2015/wordml/symex" xmlns:wpg="http://schemas.microsoft.com/office/word/2010/wordprocessingGroup" xmlns:wpi="http://schemas.microsoft.com/office/word/2010/wordprocessingInk" xmlns:wne="http://schemas.microsoft.com/office/word/2006/wordml" xmlns:wps="http://schemas.microsoft.com/office/word/2010/wordprocessingShape" mc:Ignorable="w14 w15 w16se w16cid w16 w16cex w16sdtdh w16sdtfl w16du wp14">
-  <w:comment w:id="3" w:author="Onno Janssen" w:date="2026-04-24T13:33:00Z" w:initials="OJ">
+  <w:comment w:id="4" w:author="Onno Janssen" w:date="2026-04-24T13:33:00Z" w:initials="OJ">
     <w:p>
       <w:pPr>
         <w:pStyle w:val="Tekstopmerking"/>
@@ -1378,7 +2428,7 @@
       </w:r>
     </w:p>
   </w:comment>
-  <w:comment w:id="2" w:author="Onno Janssen" w:date="2026-04-24T14:15:00Z" w:initials="OJ">
+  <w:comment w:id="3" w:author="Onno Janssen" w:date="2026-04-24T14:15:00Z" w:initials="OJ">
     <w:p>
       <w:pPr>
         <w:pStyle w:val="Tekstopmerking"/>
@@ -1398,7 +2448,7 @@
       </w:r>
     </w:p>
   </w:comment>
-  <w:comment w:id="12" w:author="Onno Janssen" w:date="2026-04-24T14:16:00Z" w:initials="OJ">
+  <w:comment w:id="13" w:author="Onno Janssen" w:date="2026-04-24T14:16:00Z" w:initials="OJ">
     <w:p>
       <w:pPr>
         <w:pStyle w:val="Tekstopmerking"/>
@@ -1740,6 +2790,118 @@
     </w:lvl>
   </w:abstractNum>
   <w:abstractNum w:abstractNumId="2" w15:restartNumberingAfterBreak="0">
+    <w:nsid w:val="0A453B43"/>
+    <w:multiLevelType w:val="hybridMultilevel"/>
+    <w:tmpl w:val="96D4D88C"/>
+    <w:lvl w:ilvl="0" w:tplc="ECC256C8">
+      <w:numFmt w:val="bullet"/>
+      <w:lvlText w:val="-"/>
+      <w:lvlJc w:val="left"/>
+      <w:pPr>
+        <w:ind w:left="720" w:hanging="360"/>
+      </w:pPr>
+      <w:rPr>
+        <w:rFonts w:ascii="Aptos" w:eastAsiaTheme="minorHAnsi" w:hAnsi="Aptos" w:cstheme="minorBidi" w:hint="default"/>
+      </w:rPr>
+    </w:lvl>
+    <w:lvl w:ilvl="1" w:tplc="04130003" w:tentative="1">
+      <w:start w:val="1"/>
+      <w:numFmt w:val="bullet"/>
+      <w:lvlText w:val="o"/>
+      <w:lvlJc w:val="left"/>
+      <w:pPr>
+        <w:ind w:left="1440" w:hanging="360"/>
+      </w:pPr>
+      <w:rPr>
+        <w:rFonts w:ascii="Courier New" w:hAnsi="Courier New" w:cs="Courier New" w:hint="default"/>
+      </w:rPr>
+    </w:lvl>
+    <w:lvl w:ilvl="2" w:tplc="04130005" w:tentative="1">
+      <w:start w:val="1"/>
+      <w:numFmt w:val="bullet"/>
+      <w:lvlText w:val=""/>
+      <w:lvlJc w:val="left"/>
+      <w:pPr>
+        <w:ind w:left="2160" w:hanging="360"/>
+      </w:pPr>
+      <w:rPr>
+        <w:rFonts w:ascii="Wingdings" w:hAnsi="Wingdings" w:hint="default"/>
+      </w:rPr>
+    </w:lvl>
+    <w:lvl w:ilvl="3" w:tplc="04130001" w:tentative="1">
+      <w:start w:val="1"/>
+      <w:numFmt w:val="bullet"/>
+      <w:lvlText w:val=""/>
+      <w:lvlJc w:val="left"/>
+      <w:pPr>
+        <w:ind w:left="2880" w:hanging="360"/>
+      </w:pPr>
+      <w:rPr>
+        <w:rFonts w:ascii="Symbol" w:hAnsi="Symbol" w:hint="default"/>
+      </w:rPr>
+    </w:lvl>
+    <w:lvl w:ilvl="4" w:tplc="04130003" w:tentative="1">
+      <w:start w:val="1"/>
+      <w:numFmt w:val="bullet"/>
+      <w:lvlText w:val="o"/>
+      <w:lvlJc w:val="left"/>
+      <w:pPr>
+        <w:ind w:left="3600" w:hanging="360"/>
+      </w:pPr>
+      <w:rPr>
+        <w:rFonts w:ascii="Courier New" w:hAnsi="Courier New" w:cs="Courier New" w:hint="default"/>
+      </w:rPr>
+    </w:lvl>
+    <w:lvl w:ilvl="5" w:tplc="04130005" w:tentative="1">
+      <w:start w:val="1"/>
+      <w:numFmt w:val="bullet"/>
+      <w:lvlText w:val=""/>
+      <w:lvlJc w:val="left"/>
+      <w:pPr>
+        <w:ind w:left="4320" w:hanging="360"/>
+      </w:pPr>
+      <w:rPr>
+        <w:rFonts w:ascii="Wingdings" w:hAnsi="Wingdings" w:hint="default"/>
+      </w:rPr>
+    </w:lvl>
+    <w:lvl w:ilvl="6" w:tplc="04130001" w:tentative="1">
+      <w:start w:val="1"/>
+      <w:numFmt w:val="bullet"/>
+      <w:lvlText w:val=""/>
+      <w:lvlJc w:val="left"/>
+      <w:pPr>
+        <w:ind w:left="5040" w:hanging="360"/>
+      </w:pPr>
+      <w:rPr>
+        <w:rFonts w:ascii="Symbol" w:hAnsi="Symbol" w:hint="default"/>
+      </w:rPr>
+    </w:lvl>
+    <w:lvl w:ilvl="7" w:tplc="04130003" w:tentative="1">
+      <w:start w:val="1"/>
+      <w:numFmt w:val="bullet"/>
+      <w:lvlText w:val="o"/>
+      <w:lvlJc w:val="left"/>
+      <w:pPr>
+        <w:ind w:left="5760" w:hanging="360"/>
+      </w:pPr>
+      <w:rPr>
+        <w:rFonts w:ascii="Courier New" w:hAnsi="Courier New" w:cs="Courier New" w:hint="default"/>
+      </w:rPr>
+    </w:lvl>
+    <w:lvl w:ilvl="8" w:tplc="04130005" w:tentative="1">
+      <w:start w:val="1"/>
+      <w:numFmt w:val="bullet"/>
+      <w:lvlText w:val=""/>
+      <w:lvlJc w:val="left"/>
+      <w:pPr>
+        <w:ind w:left="6480" w:hanging="360"/>
+      </w:pPr>
+      <w:rPr>
+        <w:rFonts w:ascii="Wingdings" w:hAnsi="Wingdings" w:hint="default"/>
+      </w:rPr>
+    </w:lvl>
+  </w:abstractNum>
+  <w:abstractNum w:abstractNumId="3" w15:restartNumberingAfterBreak="0">
     <w:nsid w:val="0BD92F92"/>
     <w:multiLevelType w:val="hybridMultilevel"/>
     <w:tmpl w:val="84FA085C"/>
@@ -1852,7 +3014,7 @@
       </w:rPr>
     </w:lvl>
   </w:abstractNum>
-  <w:abstractNum w:abstractNumId="3" w15:restartNumberingAfterBreak="0">
+  <w:abstractNum w:abstractNumId="4" w15:restartNumberingAfterBreak="0">
     <w:nsid w:val="3E895C12"/>
     <w:multiLevelType w:val="hybridMultilevel"/>
     <w:tmpl w:val="EFC89566"/>
@@ -1941,7 +3103,7 @@
       </w:pPr>
     </w:lvl>
   </w:abstractNum>
-  <w:abstractNum w:abstractNumId="4" w15:restartNumberingAfterBreak="0">
+  <w:abstractNum w:abstractNumId="5" w15:restartNumberingAfterBreak="0">
     <w:nsid w:val="3F6B2B5F"/>
     <w:multiLevelType w:val="hybridMultilevel"/>
     <w:tmpl w:val="E75A2AB4"/>
@@ -2030,7 +3192,7 @@
       </w:pPr>
     </w:lvl>
   </w:abstractNum>
-  <w:abstractNum w:abstractNumId="5" w15:restartNumberingAfterBreak="0">
+  <w:abstractNum w:abstractNumId="6" w15:restartNumberingAfterBreak="0">
     <w:nsid w:val="40D8614A"/>
     <w:multiLevelType w:val="hybridMultilevel"/>
     <w:tmpl w:val="8AD0B66A"/>
@@ -2119,7 +3281,7 @@
       </w:pPr>
     </w:lvl>
   </w:abstractNum>
-  <w:abstractNum w:abstractNumId="6" w15:restartNumberingAfterBreak="0">
+  <w:abstractNum w:abstractNumId="7" w15:restartNumberingAfterBreak="0">
     <w:nsid w:val="43251254"/>
     <w:multiLevelType w:val="hybridMultilevel"/>
     <w:tmpl w:val="E216E8E4"/>
@@ -2208,7 +3370,7 @@
       </w:pPr>
     </w:lvl>
   </w:abstractNum>
-  <w:abstractNum w:abstractNumId="7" w15:restartNumberingAfterBreak="0">
+  <w:abstractNum w:abstractNumId="8" w15:restartNumberingAfterBreak="0">
     <w:nsid w:val="4BBB14FD"/>
     <w:multiLevelType w:val="hybridMultilevel"/>
     <w:tmpl w:val="E75A2AB4"/>
@@ -2297,7 +3459,119 @@
       </w:pPr>
     </w:lvl>
   </w:abstractNum>
-  <w:abstractNum w:abstractNumId="8" w15:restartNumberingAfterBreak="0">
+  <w:abstractNum w:abstractNumId="9" w15:restartNumberingAfterBreak="0">
+    <w:nsid w:val="504C3A95"/>
+    <w:multiLevelType w:val="hybridMultilevel"/>
+    <w:tmpl w:val="1AE2C5F8"/>
+    <w:lvl w:ilvl="0" w:tplc="7B8E8B14">
+      <w:numFmt w:val="bullet"/>
+      <w:lvlText w:val="-"/>
+      <w:lvlJc w:val="left"/>
+      <w:pPr>
+        <w:ind w:left="720" w:hanging="360"/>
+      </w:pPr>
+      <w:rPr>
+        <w:rFonts w:ascii="Aptos" w:eastAsiaTheme="minorHAnsi" w:hAnsi="Aptos" w:cstheme="minorBidi" w:hint="default"/>
+      </w:rPr>
+    </w:lvl>
+    <w:lvl w:ilvl="1" w:tplc="04130003">
+      <w:start w:val="1"/>
+      <w:numFmt w:val="bullet"/>
+      <w:lvlText w:val="o"/>
+      <w:lvlJc w:val="left"/>
+      <w:pPr>
+        <w:ind w:left="1440" w:hanging="360"/>
+      </w:pPr>
+      <w:rPr>
+        <w:rFonts w:ascii="Courier New" w:hAnsi="Courier New" w:cs="Courier New" w:hint="default"/>
+      </w:rPr>
+    </w:lvl>
+    <w:lvl w:ilvl="2" w:tplc="04130005">
+      <w:start w:val="1"/>
+      <w:numFmt w:val="bullet"/>
+      <w:lvlText w:val=""/>
+      <w:lvlJc w:val="left"/>
+      <w:pPr>
+        <w:ind w:left="2160" w:hanging="360"/>
+      </w:pPr>
+      <w:rPr>
+        <w:rFonts w:ascii="Wingdings" w:hAnsi="Wingdings" w:hint="default"/>
+      </w:rPr>
+    </w:lvl>
+    <w:lvl w:ilvl="3" w:tplc="04130001" w:tentative="1">
+      <w:start w:val="1"/>
+      <w:numFmt w:val="bullet"/>
+      <w:lvlText w:val=""/>
+      <w:lvlJc w:val="left"/>
+      <w:pPr>
+        <w:ind w:left="2880" w:hanging="360"/>
+      </w:pPr>
+      <w:rPr>
+        <w:rFonts w:ascii="Symbol" w:hAnsi="Symbol" w:hint="default"/>
+      </w:rPr>
+    </w:lvl>
+    <w:lvl w:ilvl="4" w:tplc="04130003" w:tentative="1">
+      <w:start w:val="1"/>
+      <w:numFmt w:val="bullet"/>
+      <w:lvlText w:val="o"/>
+      <w:lvlJc w:val="left"/>
+      <w:pPr>
+        <w:ind w:left="3600" w:hanging="360"/>
+      </w:pPr>
+      <w:rPr>
+        <w:rFonts w:ascii="Courier New" w:hAnsi="Courier New" w:cs="Courier New" w:hint="default"/>
+      </w:rPr>
+    </w:lvl>
+    <w:lvl w:ilvl="5" w:tplc="04130005" w:tentative="1">
+      <w:start w:val="1"/>
+      <w:numFmt w:val="bullet"/>
+      <w:lvlText w:val=""/>
+      <w:lvlJc w:val="left"/>
+      <w:pPr>
+        <w:ind w:left="4320" w:hanging="360"/>
+      </w:pPr>
+      <w:rPr>
+        <w:rFonts w:ascii="Wingdings" w:hAnsi="Wingdings" w:hint="default"/>
+      </w:rPr>
+    </w:lvl>
+    <w:lvl w:ilvl="6" w:tplc="04130001" w:tentative="1">
+      <w:start w:val="1"/>
+      <w:numFmt w:val="bullet"/>
+      <w:lvlText w:val=""/>
+      <w:lvlJc w:val="left"/>
+      <w:pPr>
+        <w:ind w:left="5040" w:hanging="360"/>
+      </w:pPr>
+      <w:rPr>
+        <w:rFonts w:ascii="Symbol" w:hAnsi="Symbol" w:hint="default"/>
+      </w:rPr>
+    </w:lvl>
+    <w:lvl w:ilvl="7" w:tplc="04130003" w:tentative="1">
+      <w:start w:val="1"/>
+      <w:numFmt w:val="bullet"/>
+      <w:lvlText w:val="o"/>
+      <w:lvlJc w:val="left"/>
+      <w:pPr>
+        <w:ind w:left="5760" w:hanging="360"/>
+      </w:pPr>
+      <w:rPr>
+        <w:rFonts w:ascii="Courier New" w:hAnsi="Courier New" w:cs="Courier New" w:hint="default"/>
+      </w:rPr>
+    </w:lvl>
+    <w:lvl w:ilvl="8" w:tplc="04130005" w:tentative="1">
+      <w:start w:val="1"/>
+      <w:numFmt w:val="bullet"/>
+      <w:lvlText w:val=""/>
+      <w:lvlJc w:val="left"/>
+      <w:pPr>
+        <w:ind w:left="6480" w:hanging="360"/>
+      </w:pPr>
+      <w:rPr>
+        <w:rFonts w:ascii="Wingdings" w:hAnsi="Wingdings" w:hint="default"/>
+      </w:rPr>
+    </w:lvl>
+  </w:abstractNum>
+  <w:abstractNum w:abstractNumId="10" w15:restartNumberingAfterBreak="0">
     <w:nsid w:val="558927D9"/>
     <w:multiLevelType w:val="hybridMultilevel"/>
     <w:tmpl w:val="DDBE75D8"/>
@@ -2383,7 +3657,7 @@
       </w:pPr>
     </w:lvl>
   </w:abstractNum>
-  <w:abstractNum w:abstractNumId="9" w15:restartNumberingAfterBreak="0">
+  <w:abstractNum w:abstractNumId="11" w15:restartNumberingAfterBreak="0">
     <w:nsid w:val="5EDE3CE7"/>
     <w:multiLevelType w:val="hybridMultilevel"/>
     <w:tmpl w:val="7BA85C68"/>
@@ -2472,7 +3746,119 @@
       </w:pPr>
     </w:lvl>
   </w:abstractNum>
-  <w:abstractNum w:abstractNumId="10" w15:restartNumberingAfterBreak="0">
+  <w:abstractNum w:abstractNumId="12" w15:restartNumberingAfterBreak="0">
+    <w:nsid w:val="661F1081"/>
+    <w:multiLevelType w:val="hybridMultilevel"/>
+    <w:tmpl w:val="F4AAE3E0"/>
+    <w:lvl w:ilvl="0" w:tplc="C0F287B6">
+      <w:numFmt w:val="bullet"/>
+      <w:lvlText w:val="-"/>
+      <w:lvlJc w:val="left"/>
+      <w:pPr>
+        <w:ind w:left="720" w:hanging="360"/>
+      </w:pPr>
+      <w:rPr>
+        <w:rFonts w:ascii="Aptos" w:eastAsiaTheme="minorHAnsi" w:hAnsi="Aptos" w:cstheme="minorBidi" w:hint="default"/>
+      </w:rPr>
+    </w:lvl>
+    <w:lvl w:ilvl="1" w:tplc="04130003" w:tentative="1">
+      <w:start w:val="1"/>
+      <w:numFmt w:val="bullet"/>
+      <w:lvlText w:val="o"/>
+      <w:lvlJc w:val="left"/>
+      <w:pPr>
+        <w:ind w:left="1440" w:hanging="360"/>
+      </w:pPr>
+      <w:rPr>
+        <w:rFonts w:ascii="Courier New" w:hAnsi="Courier New" w:cs="Courier New" w:hint="default"/>
+      </w:rPr>
+    </w:lvl>
+    <w:lvl w:ilvl="2" w:tplc="04130005" w:tentative="1">
+      <w:start w:val="1"/>
+      <w:numFmt w:val="bullet"/>
+      <w:lvlText w:val=""/>
+      <w:lvlJc w:val="left"/>
+      <w:pPr>
+        <w:ind w:left="2160" w:hanging="360"/>
+      </w:pPr>
+      <w:rPr>
+        <w:rFonts w:ascii="Wingdings" w:hAnsi="Wingdings" w:hint="default"/>
+      </w:rPr>
+    </w:lvl>
+    <w:lvl w:ilvl="3" w:tplc="04130001" w:tentative="1">
+      <w:start w:val="1"/>
+      <w:numFmt w:val="bullet"/>
+      <w:lvlText w:val=""/>
+      <w:lvlJc w:val="left"/>
+      <w:pPr>
+        <w:ind w:left="2880" w:hanging="360"/>
+      </w:pPr>
+      <w:rPr>
+        <w:rFonts w:ascii="Symbol" w:hAnsi="Symbol" w:hint="default"/>
+      </w:rPr>
+    </w:lvl>
+    <w:lvl w:ilvl="4" w:tplc="04130003" w:tentative="1">
+      <w:start w:val="1"/>
+      <w:numFmt w:val="bullet"/>
+      <w:lvlText w:val="o"/>
+      <w:lvlJc w:val="left"/>
+      <w:pPr>
+        <w:ind w:left="3600" w:hanging="360"/>
+      </w:pPr>
+      <w:rPr>
+        <w:rFonts w:ascii="Courier New" w:hAnsi="Courier New" w:cs="Courier New" w:hint="default"/>
+      </w:rPr>
+    </w:lvl>
+    <w:lvl w:ilvl="5" w:tplc="04130005" w:tentative="1">
+      <w:start w:val="1"/>
+      <w:numFmt w:val="bullet"/>
+      <w:lvlText w:val=""/>
+      <w:lvlJc w:val="left"/>
+      <w:pPr>
+        <w:ind w:left="4320" w:hanging="360"/>
+      </w:pPr>
+      <w:rPr>
+        <w:rFonts w:ascii="Wingdings" w:hAnsi="Wingdings" w:hint="default"/>
+      </w:rPr>
+    </w:lvl>
+    <w:lvl w:ilvl="6" w:tplc="04130001" w:tentative="1">
+      <w:start w:val="1"/>
+      <w:numFmt w:val="bullet"/>
+      <w:lvlText w:val=""/>
+      <w:lvlJc w:val="left"/>
+      <w:pPr>
+        <w:ind w:left="5040" w:hanging="360"/>
+      </w:pPr>
+      <w:rPr>
+        <w:rFonts w:ascii="Symbol" w:hAnsi="Symbol" w:hint="default"/>
+      </w:rPr>
+    </w:lvl>
+    <w:lvl w:ilvl="7" w:tplc="04130003" w:tentative="1">
+      <w:start w:val="1"/>
+      <w:numFmt w:val="bullet"/>
+      <w:lvlText w:val="o"/>
+      <w:lvlJc w:val="left"/>
+      <w:pPr>
+        <w:ind w:left="5760" w:hanging="360"/>
+      </w:pPr>
+      <w:rPr>
+        <w:rFonts w:ascii="Courier New" w:hAnsi="Courier New" w:cs="Courier New" w:hint="default"/>
+      </w:rPr>
+    </w:lvl>
+    <w:lvl w:ilvl="8" w:tplc="04130005" w:tentative="1">
+      <w:start w:val="1"/>
+      <w:numFmt w:val="bullet"/>
+      <w:lvlText w:val=""/>
+      <w:lvlJc w:val="left"/>
+      <w:pPr>
+        <w:ind w:left="6480" w:hanging="360"/>
+      </w:pPr>
+      <w:rPr>
+        <w:rFonts w:ascii="Wingdings" w:hAnsi="Wingdings" w:hint="default"/>
+      </w:rPr>
+    </w:lvl>
+  </w:abstractNum>
+  <w:abstractNum w:abstractNumId="13" w15:restartNumberingAfterBreak="0">
     <w:nsid w:val="705B1B23"/>
     <w:multiLevelType w:val="hybridMultilevel"/>
     <w:tmpl w:val="256CF896"/>
@@ -2562,37 +3948,46 @@
     </w:lvl>
   </w:abstractNum>
   <w:num w:numId="1" w16cid:durableId="801191639">
-    <w:abstractNumId w:val="10"/>
+    <w:abstractNumId w:val="13"/>
   </w:num>
   <w:num w:numId="2" w16cid:durableId="265846290">
-    <w:abstractNumId w:val="6"/>
+    <w:abstractNumId w:val="7"/>
   </w:num>
   <w:num w:numId="3" w16cid:durableId="1284388099">
-    <w:abstractNumId w:val="3"/>
+    <w:abstractNumId w:val="4"/>
   </w:num>
   <w:num w:numId="4" w16cid:durableId="527059821">
-    <w:abstractNumId w:val="8"/>
+    <w:abstractNumId w:val="10"/>
   </w:num>
   <w:num w:numId="5" w16cid:durableId="630289568">
     <w:abstractNumId w:val="1"/>
   </w:num>
   <w:num w:numId="6" w16cid:durableId="1755543569">
-    <w:abstractNumId w:val="9"/>
+    <w:abstractNumId w:val="11"/>
   </w:num>
   <w:num w:numId="7" w16cid:durableId="263802788">
-    <w:abstractNumId w:val="4"/>
+    <w:abstractNumId w:val="5"/>
   </w:num>
   <w:num w:numId="8" w16cid:durableId="1523280357">
-    <w:abstractNumId w:val="7"/>
+    <w:abstractNumId w:val="8"/>
   </w:num>
   <w:num w:numId="9" w16cid:durableId="553002738">
-    <w:abstractNumId w:val="5"/>
+    <w:abstractNumId w:val="6"/>
   </w:num>
   <w:num w:numId="10" w16cid:durableId="952975857">
-    <w:abstractNumId w:val="2"/>
+    <w:abstractNumId w:val="3"/>
   </w:num>
   <w:num w:numId="11" w16cid:durableId="242838729">
     <w:abstractNumId w:val="0"/>
+  </w:num>
+  <w:num w:numId="12" w16cid:durableId="1440643868">
+    <w:abstractNumId w:val="9"/>
+  </w:num>
+  <w:num w:numId="13" w16cid:durableId="1542159758">
+    <w:abstractNumId w:val="2"/>
+  </w:num>
+  <w:num w:numId="14" w16cid:durableId="1351295580">
+    <w:abstractNumId w:val="12"/>
   </w:num>
 </w:numbering>
 </file>
@@ -3218,6 +4613,7 @@
   <w:style w:type="character" w:default="1" w:styleId="Standaardalinea-lettertype">
     <w:name w:val="Default Paragraph Font"/>
     <w:uiPriority w:val="1"/>
+    <w:semiHidden/>
     <w:unhideWhenUsed/>
   </w:style>
   <w:style w:type="table" w:default="1" w:styleId="Standaardtabel">
